--- a/reports/ПР1_ООАиП_УИБО-03-24.docx
+++ b/reports/ПР1_ООАиП_УИБО-03-24.docx
@@ -279,7 +279,7 @@
         <w:rPr>
           <w:rFonts w:cs="Times New Roman"/>
         </w:rPr>
-        <w:t>Практическая работа состоит из нескольких частей (файлы заданий part1 – part4 и дополнительные задания). Все программы написаны на Java 17; исходный код организован как проект IntelliJ IDEA (файл модуля pr1.iml, каталог .idea, исходники в каталоге src) и разбит на пакеты по частям работы: part1, part2, part3, part4, part41, dop. Проект находится под управлением системы контроля версий Git. Программы скомпилированы компилятором javac и запущены командой java из состава JDK 17 (сценарий run_all.sh). Чтобы во всех программах использовался один десятичный разделитель (точка) и в System.out.println, и в System.out.printf, JVM запускалась с параметрами -Duser.language=en -Duser.country=US -Dfile.encoding=UTF-8 -Dstdout.encoding=UTF-8. Для каждой программы приведен полный исходный код и реальный результат запуска (консольный вывод сохранен в текстовые файлы и перенесен в отчет без изменений).</w:t>
+        <w:t>Практическая работа состоит из нескольких частей (файлы заданий part1 – part4 и дополнительные задания). Все программы написаны на Java 17; исходный код организован как проект IntelliJ IDEA (модуль pr1 в репозитории https://github.com/mekit54567/ooaip-mirea) и разбит на пакеты по частям работы: part1, part2, part3, part4, part41, dop. Проект находится под управлением системы контроля версий Git. Программы скомпилированы компилятором javac и запущены командой java из состава JDK 17. Чтобы во всех программах использовался один десятичный разделитель (точка) и в System.out.println, и в System.out.printf, JVM запускалась с параметрами -Duser.language=en -Duser.country=US -Dfile.encoding=UTF-8 -Dstdout.encoding=UTF-8. Для каждой программы приведен полный исходный код и реальный результат запуска (консольный вывод сохранен в текстовые файлы и перенесен в отчет без изменений).</w:t>
       </w:r>
     </w:p>
     <w:p>
@@ -336,7 +336,7 @@
         <w:rPr>
           <w:rFonts w:cs="Times New Roman"/>
         </w:rPr>
-        <w:t xml:space="preserve"> Каталог работы pr1 оформлен как проект IntelliJ IDEA: файл модуля pr1.iml (каталог src отмечен как корень исходного кода, каталоги out и out_err исключены), каталог .idea с настройками проекта (misc.xml – SDK 17 и уровень языка JDK_17, modules.xml – список модулей, encodings.xml – кодировка UTF-8, vcs.xml – привязка корня проекта к Git). В каталоге src созданы пакеты для каждой части работы. Структура проекта приведена ниже (служебные каталоги out, out_err и .git не показаны).</w:t>
+        <w:t xml:space="preserve"> Проект оформлен в IntelliJ IDEA и размещён в собственном Git-репозитории на GitHub: https://github.com/mekit54567/ooaip-mirea. Репозиторий заведён на весь курс: каждая практическая работа – отдельный модуль IntelliJ IDEA (pr1, pr2, …), что позволяет добавлять следующие работы в тот же проект. Модуль pr1 описан файлом pr1.iml (каталог src отмечен как корень исходного кода, каталог compile-errors с примерами, которые по заданию не компилируются, исключён из сборки), настройки проекта лежат в каталоге .idea (misc.xml – SDK 17 и уровень языка JDK_17, modules.xml – список модулей, encodings.xml – кодировка UTF-8). Исходный код ПР1 разбит на пакеты по частям работы: part1, part2, part3, part4, part41, dop.</w:t>
       </w:r>
     </w:p>
     <w:p>
@@ -369,7 +369,7 @@
           <w:rFonts w:ascii="Courier New" w:eastAsia="Courier New" w:hAnsi="Courier New" w:cs="Courier New"/>
           <w:sz w:val="20"/>
         </w:rPr>
-        <w:t>pr1/</w:t>
+        <w:t>ooaip-mirea/</w:t>
       </w:r>
       <w:r>
         <w:rPr>
@@ -385,14 +385,6 @@
           <w:sz w:val="20"/>
         </w:rPr>
         <w:br/>
-        <w:t>│   ├── .gitignore</w:t>
-      </w:r>
-      <w:r>
-        <w:rPr>
-          <w:rFonts w:ascii="Courier New" w:eastAsia="Courier New" w:hAnsi="Courier New" w:cs="Courier New"/>
-          <w:sz w:val="20"/>
-        </w:rPr>
-        <w:br/>
         <w:t>│   ├── encodings.xml</w:t>
       </w:r>
       <w:r>
@@ -409,350 +401,135 @@
           <w:sz w:val="20"/>
         </w:rPr>
         <w:br/>
-        <w:t>│   ├── modules.xml</w:t>
-      </w:r>
-      <w:r>
-        <w:rPr>
-          <w:rFonts w:ascii="Courier New" w:eastAsia="Courier New" w:hAnsi="Courier New" w:cs="Courier New"/>
-          <w:sz w:val="20"/>
-        </w:rPr>
-        <w:br/>
-        <w:t>│   └── vcs.xml</w:t>
-      </w:r>
-      <w:r>
-        <w:rPr>
-          <w:rFonts w:ascii="Courier New" w:eastAsia="Courier New" w:hAnsi="Courier New" w:cs="Courier New"/>
-          <w:sz w:val="20"/>
-        </w:rPr>
-        <w:br/>
-        <w:t>├── errors/</w:t>
-      </w:r>
-      <w:r>
-        <w:rPr>
-          <w:rFonts w:ascii="Courier New" w:eastAsia="Courier New" w:hAnsi="Courier New" w:cs="Courier New"/>
-          <w:sz w:val="20"/>
-        </w:rPr>
-        <w:br/>
-        <w:t>│   ├── dop/</w:t>
-      </w:r>
-      <w:r>
-        <w:rPr>
-          <w:rFonts w:ascii="Courier New" w:eastAsia="Courier New" w:hAnsi="Courier New" w:cs="Courier New"/>
-          <w:sz w:val="20"/>
-        </w:rPr>
-        <w:br/>
-        <w:t>│   │   ├── a/</w:t>
-      </w:r>
-      <w:r>
-        <w:rPr>
-          <w:rFonts w:ascii="Courier New" w:eastAsia="Courier New" w:hAnsi="Courier New" w:cs="Courier New"/>
-          <w:sz w:val="20"/>
-        </w:rPr>
-        <w:br/>
-        <w:t>│   │   │   └── A.java</w:t>
-      </w:r>
-      <w:r>
-        <w:rPr>
-          <w:rFonts w:ascii="Courier New" w:eastAsia="Courier New" w:hAnsi="Courier New" w:cs="Courier New"/>
-          <w:sz w:val="20"/>
-        </w:rPr>
-        <w:br/>
-        <w:t>│   │   ├── e1/</w:t>
-      </w:r>
-      <w:r>
-        <w:rPr>
-          <w:rFonts w:ascii="Courier New" w:eastAsia="Courier New" w:hAnsi="Courier New" w:cs="Courier New"/>
-          <w:sz w:val="20"/>
-        </w:rPr>
-        <w:br/>
-        <w:t>│   │   │   └── ShowErrors.java</w:t>
-      </w:r>
-      <w:r>
-        <w:rPr>
-          <w:rFonts w:ascii="Courier New" w:eastAsia="Courier New" w:hAnsi="Courier New" w:cs="Courier New"/>
-          <w:sz w:val="20"/>
-        </w:rPr>
-        <w:br/>
-        <w:t>│   │   ├── e2/</w:t>
-      </w:r>
-      <w:r>
-        <w:rPr>
-          <w:rFonts w:ascii="Courier New" w:eastAsia="Courier New" w:hAnsi="Courier New" w:cs="Courier New"/>
-          <w:sz w:val="20"/>
-        </w:rPr>
-        <w:br/>
-        <w:t>│   │   │   └── ShowErrors.java</w:t>
-      </w:r>
-      <w:r>
-        <w:rPr>
-          <w:rFonts w:ascii="Courier New" w:eastAsia="Courier New" w:hAnsi="Courier New" w:cs="Courier New"/>
-          <w:sz w:val="20"/>
-        </w:rPr>
-        <w:br/>
-        <w:t>│   │   ├── e3/</w:t>
-      </w:r>
-      <w:r>
-        <w:rPr>
-          <w:rFonts w:ascii="Courier New" w:eastAsia="Courier New" w:hAnsi="Courier New" w:cs="Courier New"/>
-          <w:sz w:val="20"/>
-        </w:rPr>
-        <w:br/>
-        <w:t>│   │   │   └── ShowErrors.java</w:t>
-      </w:r>
-      <w:r>
-        <w:rPr>
-          <w:rFonts w:ascii="Courier New" w:eastAsia="Courier New" w:hAnsi="Courier New" w:cs="Courier New"/>
-          <w:sz w:val="20"/>
-        </w:rPr>
-        <w:br/>
-        <w:t>│   │   └── e4/</w:t>
-      </w:r>
-      <w:r>
-        <w:rPr>
-          <w:rFonts w:ascii="Courier New" w:eastAsia="Courier New" w:hAnsi="Courier New" w:cs="Courier New"/>
-          <w:sz w:val="20"/>
-        </w:rPr>
-        <w:br/>
-        <w:t>│   │       └── ShowErrors.java</w:t>
-      </w:r>
-      <w:r>
-        <w:rPr>
-          <w:rFonts w:ascii="Courier New" w:eastAsia="Courier New" w:hAnsi="Courier New" w:cs="Courier New"/>
-          <w:sz w:val="20"/>
-        </w:rPr>
-        <w:br/>
-        <w:t>│   └── TestShapeOriginal.java</w:t>
-      </w:r>
-      <w:r>
-        <w:rPr>
-          <w:rFonts w:ascii="Courier New" w:eastAsia="Courier New" w:hAnsi="Courier New" w:cs="Courier New"/>
-          <w:sz w:val="20"/>
-        </w:rPr>
-        <w:br/>
-        <w:t>├── img/  (7 файлов)</w:t>
-      </w:r>
-      <w:r>
-        <w:rPr>
-          <w:rFonts w:ascii="Courier New" w:eastAsia="Courier New" w:hAnsi="Courier New" w:cs="Courier New"/>
-          <w:sz w:val="20"/>
-        </w:rPr>
-        <w:br/>
-        <w:t>├── runs/  (40 файлов)</w:t>
-      </w:r>
-      <w:r>
-        <w:rPr>
-          <w:rFonts w:ascii="Courier New" w:eastAsia="Courier New" w:hAnsi="Courier New" w:cs="Courier New"/>
-          <w:sz w:val="20"/>
-        </w:rPr>
-        <w:br/>
-        <w:t>├── src/</w:t>
-      </w:r>
-      <w:r>
-        <w:rPr>
-          <w:rFonts w:ascii="Courier New" w:eastAsia="Courier New" w:hAnsi="Courier New" w:cs="Courier New"/>
-          <w:sz w:val="20"/>
-        </w:rPr>
-        <w:br/>
-        <w:t>│   ├── dop/</w:t>
-      </w:r>
-      <w:r>
-        <w:rPr>
-          <w:rFonts w:ascii="Courier New" w:eastAsia="Courier New" w:hAnsi="Courier New" w:cs="Courier New"/>
-          <w:sz w:val="20"/>
-        </w:rPr>
-        <w:br/>
-        <w:t>│   │   ├── defaults/: A.java</w:t>
-      </w:r>
-      <w:r>
-        <w:rPr>
-          <w:rFonts w:ascii="Courier New" w:eastAsia="Courier New" w:hAnsi="Courier New" w:cs="Courier New"/>
-          <w:sz w:val="20"/>
-        </w:rPr>
-        <w:br/>
-        <w:t>│   │   ├── fixa/: A.java</w:t>
-      </w:r>
-      <w:r>
-        <w:rPr>
-          <w:rFonts w:ascii="Courier New" w:eastAsia="Courier New" w:hAnsi="Courier New" w:cs="Courier New"/>
-          <w:sz w:val="20"/>
-        </w:rPr>
-        <w:br/>
-        <w:t>│   │   ├── rectangle/: Rectangle.java, TestRectangle.java</w:t>
-      </w:r>
-      <w:r>
-        <w:rPr>
-          <w:rFonts w:ascii="Courier New" w:eastAsia="Courier New" w:hAnsi="Courier New" w:cs="Courier New"/>
-          <w:sz w:val="20"/>
-        </w:rPr>
-        <w:br/>
-        <w:t>│   │   └── stock/: Stock.java, TestStock.java</w:t>
-      </w:r>
-      <w:r>
-        <w:rPr>
-          <w:rFonts w:ascii="Courier New" w:eastAsia="Courier New" w:hAnsi="Courier New" w:cs="Courier New"/>
-          <w:sz w:val="20"/>
-        </w:rPr>
-        <w:br/>
-        <w:t>│   ├── part1/: ArrayInput.java, ArraySum.java, CommandLineArgs.java, Factorial.java, HarmonicSeries.java</w:t>
-      </w:r>
-      <w:r>
-        <w:rPr>
-          <w:rFonts w:ascii="Courier New" w:eastAsia="Courier New" w:hAnsi="Courier New" w:cs="Courier New"/>
-          <w:sz w:val="20"/>
-        </w:rPr>
-        <w:br/>
-        <w:t>│   ├── part2/: Author.java, TestAuthor.java</w:t>
-      </w:r>
-      <w:r>
-        <w:rPr>
-          <w:rFonts w:ascii="Courier New" w:eastAsia="Courier New" w:hAnsi="Courier New" w:cs="Courier New"/>
-          <w:sz w:val="20"/>
-        </w:rPr>
-        <w:br/>
-        <w:t>│   ├── part3/</w:t>
-      </w:r>
-      <w:r>
-        <w:rPr>
-          <w:rFonts w:ascii="Courier New" w:eastAsia="Courier New" w:hAnsi="Courier New" w:cs="Courier New"/>
-          <w:sz w:val="20"/>
-        </w:rPr>
-        <w:br/>
-        <w:t>│   │   ├── movable/: Movable.java, MovableCircle.java, MovablePoint.java, MovableRectangle.java, TestMovable.java</w:t>
-      </w:r>
-      <w:r>
-        <w:rPr>
-          <w:rFonts w:ascii="Courier New" w:eastAsia="Courier New" w:hAnsi="Courier New" w:cs="Courier New"/>
-          <w:sz w:val="20"/>
-        </w:rPr>
-        <w:br/>
-        <w:t>│   │   └── shapes/: Circle.java, Rectangle.java, Shape.java, Square.java, TestShape.java</w:t>
-      </w:r>
-      <w:r>
-        <w:rPr>
-          <w:rFonts w:ascii="Courier New" w:eastAsia="Courier New" w:hAnsi="Courier New" w:cs="Courier New"/>
-          <w:sz w:val="20"/>
-        </w:rPr>
-        <w:br/>
-        <w:t>│   ├── part4/</w:t>
-      </w:r>
-      <w:r>
-        <w:rPr>
-          <w:rFonts w:ascii="Courier New" w:eastAsia="Courier New" w:hAnsi="Courier New" w:cs="Courier New"/>
-          <w:sz w:val="20"/>
-        </w:rPr>
-        <w:br/>
-        <w:t>│   │   ├── atelier/: Atelier.java, AtelierDemo.java, Clothes.java, MenClothing.java, Pants.java, Size.java, Skirt.java, TShirt.java, Tie.java, WomenClothing.java</w:t>
-      </w:r>
-      <w:r>
-        <w:rPr>
-          <w:rFonts w:ascii="Courier New" w:eastAsia="Courier New" w:hAnsi="Courier New" w:cs="Courier New"/>
-          <w:sz w:val="20"/>
-        </w:rPr>
-        <w:br/>
-        <w:t>│   │   ├── computer/: Brand.java, Computer.java, ComputerDemo.java, Memory.java, Monitor.java, Processor.java</w:t>
-      </w:r>
-      <w:r>
-        <w:rPr>
-          <w:rFonts w:ascii="Courier New" w:eastAsia="Courier New" w:hAnsi="Courier New" w:cs="Courier New"/>
-          <w:sz w:val="20"/>
-        </w:rPr>
-        <w:br/>
-        <w:t>│   │   ├── seasons/: Season.java, SeasonDemo.java</w:t>
-      </w:r>
-      <w:r>
-        <w:rPr>
-          <w:rFonts w:ascii="Courier New" w:eastAsia="Courier New" w:hAnsi="Courier New" w:cs="Courier New"/>
-          <w:sz w:val="20"/>
-        </w:rPr>
-        <w:br/>
-        <w:t>│   │   └── shop/: Cart.java, Category.java, OnlineShop.java, Product.java, User.java</w:t>
-      </w:r>
-      <w:r>
-        <w:rPr>
-          <w:rFonts w:ascii="Courier New" w:eastAsia="Courier New" w:hAnsi="Courier New" w:cs="Courier New"/>
-          <w:sz w:val="20"/>
-        </w:rPr>
-        <w:br/>
-        <w:t>│   └── part41/</w:t>
-      </w:r>
-      <w:r>
-        <w:rPr>
-          <w:rFonts w:ascii="Courier New" w:eastAsia="Courier New" w:hAnsi="Courier New" w:cs="Courier New"/>
-          <w:sz w:val="20"/>
-        </w:rPr>
-        <w:br/>
-      </w:r>
-      <w:r>
-        <w:rPr>
-          <w:rFonts w:ascii="Courier New" w:eastAsia="Courier New" w:hAnsi="Courier New" w:cs="Courier New"/>
-          <w:sz w:val="20"/>
-        </w:rPr>
-        <w:lastRenderedPageBreak/>
-        <w:t>│       ├── employees/: Employer.java, EmployerDemo.java, Manager.java</w:t>
-      </w:r>
-      <w:r>
-        <w:rPr>
-          <w:rFonts w:ascii="Courier New" w:eastAsia="Courier New" w:hAnsi="Courier New" w:cs="Courier New"/>
-          <w:sz w:val="20"/>
-        </w:rPr>
-        <w:br/>
-        <w:t>│       ├── furniture/: Chair.java, Furniture.java, FurnitureDemo.java, FurnitureShop.java, Sofa.java, Table.java</w:t>
-      </w:r>
-      <w:r>
-        <w:rPr>
-          <w:rFonts w:ascii="Courier New" w:eastAsia="Courier New" w:hAnsi="Courier New" w:cs="Courier New"/>
-          <w:sz w:val="20"/>
-        </w:rPr>
-        <w:br/>
-        <w:t>│       ├── learners/: Learner.java, LearnerDemo.java, Schoolboy.java, Student.java</w:t>
-      </w:r>
-      <w:r>
-        <w:rPr>
-          <w:rFonts w:ascii="Courier New" w:eastAsia="Courier New" w:hAnsi="Courier New" w:cs="Courier New"/>
-          <w:sz w:val="20"/>
-        </w:rPr>
-        <w:br/>
-        <w:t>│       ├── library/: Book.java, LibraryDemo.java, Reader.java</w:t>
-      </w:r>
-      <w:r>
-        <w:rPr>
-          <w:rFonts w:ascii="Courier New" w:eastAsia="Courier New" w:hAnsi="Courier New" w:cs="Courier New"/>
-          <w:sz w:val="20"/>
-        </w:rPr>
-        <w:br/>
-        <w:t>│       ├── matrix/: Matrix.java, MatrixDemo.java</w:t>
-      </w:r>
-      <w:r>
-        <w:rPr>
-          <w:rFonts w:ascii="Courier New" w:eastAsia="Courier New" w:hAnsi="Courier New" w:cs="Courier New"/>
-          <w:sz w:val="20"/>
-        </w:rPr>
-        <w:br/>
-        <w:t>│       ├── person/: Person.java, PersonDemo.java</w:t>
-      </w:r>
-      <w:r>
-        <w:rPr>
-          <w:rFonts w:ascii="Courier New" w:eastAsia="Courier New" w:hAnsi="Courier New" w:cs="Courier New"/>
-          <w:sz w:val="20"/>
-        </w:rPr>
-        <w:br/>
-        <w:t>│       ├── phone/: Phone.java, PhoneDemo.java</w:t>
-      </w:r>
-      <w:r>
-        <w:rPr>
-          <w:rFonts w:ascii="Courier New" w:eastAsia="Courier New" w:hAnsi="Courier New" w:cs="Courier New"/>
-          <w:sz w:val="20"/>
-        </w:rPr>
-        <w:br/>
-        <w:t>│       ├── shapes/: Circle.java, Rectangle.java, Shape.java, ShapeTest.java, Square.java</w:t>
-      </w:r>
-      <w:r>
-        <w:rPr>
-          <w:rFonts w:ascii="Courier New" w:eastAsia="Courier New" w:hAnsi="Courier New" w:cs="Courier New"/>
-          <w:sz w:val="20"/>
-        </w:rPr>
-        <w:br/>
-        <w:t>│       └── transport/: Car.java, Plane.java, Ship.java, Train.java, Transport.java, TransportDemo.java</w:t>
+        <w:t>│   └── modules.xml</w:t>
+      </w:r>
+      <w:r>
+        <w:rPr>
+          <w:rFonts w:ascii="Courier New" w:eastAsia="Courier New" w:hAnsi="Courier New" w:cs="Courier New"/>
+          <w:sz w:val="20"/>
+        </w:rPr>
+        <w:br/>
+        <w:t>├── pr1/</w:t>
+      </w:r>
+      <w:r>
+        <w:rPr>
+          <w:rFonts w:ascii="Courier New" w:eastAsia="Courier New" w:hAnsi="Courier New" w:cs="Courier New"/>
+          <w:sz w:val="20"/>
+        </w:rPr>
+        <w:br/>
+        <w:t>│   ├── compile-errors/   (примеры с ошибками компиляции)</w:t>
+      </w:r>
+      <w:r>
+        <w:rPr>
+          <w:rFonts w:ascii="Courier New" w:eastAsia="Courier New" w:hAnsi="Courier New" w:cs="Courier New"/>
+          <w:sz w:val="20"/>
+        </w:rPr>
+        <w:br/>
+        <w:t>│   │   ├── dop/a, dop/e1 … dop/e4</w:t>
+      </w:r>
+      <w:r>
+        <w:rPr>
+          <w:rFonts w:ascii="Courier New" w:eastAsia="Courier New" w:hAnsi="Courier New" w:cs="Courier New"/>
+          <w:sz w:val="20"/>
+        </w:rPr>
+        <w:br/>
+        <w:t>│   │   └── TestShapeOriginal.java</w:t>
+      </w:r>
+      <w:r>
+        <w:rPr>
+          <w:rFonts w:ascii="Courier New" w:eastAsia="Courier New" w:hAnsi="Courier New" w:cs="Courier New"/>
+          <w:sz w:val="20"/>
+        </w:rPr>
+        <w:br/>
+        <w:t>│   ├── src/</w:t>
+      </w:r>
+      <w:r>
+        <w:rPr>
+          <w:rFonts w:ascii="Courier New" w:eastAsia="Courier New" w:hAnsi="Courier New" w:cs="Courier New"/>
+          <w:sz w:val="20"/>
+        </w:rPr>
+        <w:br/>
+        <w:t>│   │   ├── dop/      (defaults, fixa, rectangle, stock)</w:t>
+      </w:r>
+      <w:r>
+        <w:rPr>
+          <w:rFonts w:ascii="Courier New" w:eastAsia="Courier New" w:hAnsi="Courier New" w:cs="Courier New"/>
+          <w:sz w:val="20"/>
+        </w:rPr>
+        <w:br/>
+        <w:t>│   │   ├── part1/    (ArraySum, ArrayInput, CommandLineArgs,</w:t>
+      </w:r>
+      <w:r>
+        <w:rPr>
+          <w:rFonts w:ascii="Courier New" w:eastAsia="Courier New" w:hAnsi="Courier New" w:cs="Courier New"/>
+          <w:sz w:val="20"/>
+        </w:rPr>
+        <w:br/>
+        <w:t>│   │   │              HarmonicSeries, Factorial)</w:t>
+      </w:r>
+      <w:r>
+        <w:rPr>
+          <w:rFonts w:ascii="Courier New" w:eastAsia="Courier New" w:hAnsi="Courier New" w:cs="Courier New"/>
+          <w:sz w:val="20"/>
+        </w:rPr>
+        <w:br/>
+        <w:t>│   │   ├── part2/    (Author, TestAuthor)</w:t>
+      </w:r>
+      <w:r>
+        <w:rPr>
+          <w:rFonts w:ascii="Courier New" w:eastAsia="Courier New" w:hAnsi="Courier New" w:cs="Courier New"/>
+          <w:sz w:val="20"/>
+        </w:rPr>
+        <w:br/>
+        <w:t>│   │   ├── part3/    (shapes, movable)</w:t>
+      </w:r>
+      <w:r>
+        <w:rPr>
+          <w:rFonts w:ascii="Courier New" w:eastAsia="Courier New" w:hAnsi="Courier New" w:cs="Courier New"/>
+          <w:sz w:val="20"/>
+        </w:rPr>
+        <w:br/>
+        <w:t>│   │   ├── part4/    (seasons, atelier, shop, computer)</w:t>
+      </w:r>
+      <w:r>
+        <w:rPr>
+          <w:rFonts w:ascii="Courier New" w:eastAsia="Courier New" w:hAnsi="Courier New" w:cs="Courier New"/>
+          <w:sz w:val="20"/>
+        </w:rPr>
+        <w:br/>
+        <w:t>│   │   └── part41/   (задания 1–10)</w:t>
+      </w:r>
+      <w:r>
+        <w:rPr>
+          <w:rFonts w:ascii="Courier New" w:eastAsia="Courier New" w:hAnsi="Courier New" w:cs="Courier New"/>
+          <w:sz w:val="20"/>
+        </w:rPr>
+        <w:br/>
+        <w:t>│   ├── uml/          (UML-диаграммы, 7 файлов)</w:t>
+      </w:r>
+      <w:r>
+        <w:rPr>
+          <w:rFonts w:ascii="Courier New" w:eastAsia="Courier New" w:hAnsi="Courier New" w:cs="Courier New"/>
+          <w:sz w:val="20"/>
+        </w:rPr>
+        <w:br/>
+        <w:t>│   └── pr1.iml</w:t>
+      </w:r>
+      <w:r>
+        <w:rPr>
+          <w:rFonts w:ascii="Courier New" w:eastAsia="Courier New" w:hAnsi="Courier New" w:cs="Courier New"/>
+          <w:sz w:val="20"/>
+        </w:rPr>
+        <w:br/>
+        <w:t>├── pr2/ … pr4/       (следующие работы)</w:t>
+      </w:r>
+      <w:r>
+        <w:rPr>
+          <w:rFonts w:ascii="Courier New" w:eastAsia="Courier New" w:hAnsi="Courier New" w:cs="Courier New"/>
+          <w:sz w:val="20"/>
+        </w:rPr>
+        <w:br/>
+        <w:t>├── reports/          (отчёты)</w:t>
       </w:r>
       <w:r>
         <w:rPr>
@@ -768,31 +545,7 @@
           <w:sz w:val="20"/>
         </w:rPr>
         <w:br/>
-        <w:t>├── build_report.py</w:t>
-      </w:r>
-      <w:r>
-        <w:rPr>
-          <w:rFonts w:ascii="Courier New" w:eastAsia="Courier New" w:hAnsi="Courier New" w:cs="Courier New"/>
-          <w:sz w:val="20"/>
-        </w:rPr>
-        <w:br/>
-        <w:t>├── pr1.iml</w:t>
-      </w:r>
-      <w:r>
-        <w:rPr>
-          <w:rFonts w:ascii="Courier New" w:eastAsia="Courier New" w:hAnsi="Courier New" w:cs="Courier New"/>
-          <w:sz w:val="20"/>
-        </w:rPr>
-        <w:br/>
-        <w:t>├── run_all.sh</w:t>
-      </w:r>
-      <w:r>
-        <w:rPr>
-          <w:rFonts w:ascii="Courier New" w:eastAsia="Courier New" w:hAnsi="Courier New" w:cs="Courier New"/>
-          <w:sz w:val="20"/>
-        </w:rPr>
-        <w:br/>
-        <w:t>└── uml.py</w:t>
+        <w:t>└── README.md</w:t>
       </w:r>
     </w:p>
     <w:p>
@@ -805,7 +558,7 @@
           <w:rFonts w:cs="Times New Roman"/>
           <w:sz w:val="24"/>
         </w:rPr>
-        <w:t>Листинг 1 – pr1.iml (файл модуля IntelliJ IDEA)</w:t>
+        <w:t>Листинг 1 – pr1/pr1.iml (файл модуля IntelliJ IDEA)</w:t>
       </w:r>
     </w:p>
     <w:p>
@@ -873,15 +626,7 @@
           <w:sz w:val="20"/>
         </w:rPr>
         <w:br/>
-        <w:t xml:space="preserve">      &lt;excludeFolder url="file://$MODULE_DIR$/out" /&gt;</w:t>
-      </w:r>
-      <w:r>
-        <w:rPr>
-          <w:rFonts w:ascii="Courier New" w:eastAsia="Courier New" w:hAnsi="Courier New" w:cs="Courier New"/>
-          <w:sz w:val="20"/>
-        </w:rPr>
-        <w:br/>
-        <w:t xml:space="preserve">      &lt;excludeFolder url="file://$MODULE_DIR$/out_err" /&gt;</w:t>
+        <w:t xml:space="preserve">      &lt;excludeFolder url="file://$MODULE_DIR$/compile-errors" /&gt;</w:t>
       </w:r>
       <w:r>
         <w:rPr>
@@ -913,6 +658,13 @@
           <w:sz w:val="20"/>
         </w:rPr>
         <w:br/>
+      </w:r>
+      <w:r>
+        <w:rPr>
+          <w:rFonts w:ascii="Courier New" w:eastAsia="Courier New" w:hAnsi="Courier New" w:cs="Courier New"/>
+          <w:sz w:val="20"/>
+        </w:rPr>
+        <w:lastRenderedPageBreak/>
         <w:t xml:space="preserve">  &lt;/component&gt;</w:t>
       </w:r>
       <w:r>
@@ -1006,7 +758,7 @@
         <w:rPr>
           <w:rFonts w:cs="Times New Roman"/>
         </w:rPr>
-        <w:t>Для проекта создан собственный Git-репозиторий (git init, ветка main). Файл .gitignore исключает из репозитория результаты компиляции (out/, out_err/), материалы заданий и сгенерированный отчет. Исходные файлы, сценарии сборки, результаты запусков и UML-диаграммы зафиксированы коммитом. Ниже приведен реальный вывод команд git в каталоге проекта.</w:t>
+        <w:t>Git-репозиторий создан командой git init (ветка main) и связан с удалённым репозиторием на GitHub (origin). Файл .gitignore исключает из репозитория результаты компиляции (out/, *.class) и личные настройки IDE (.idea/workspace.xml). Изменения фиксировались коммитами и отправлены в удалённый репозиторий (Git → Push в IDE, в командной строке – git push -u origin main). Ниже приведён фактический вывод команд git в каталоге проекта.</w:t>
       </w:r>
     </w:p>
     <w:p>
@@ -1039,6 +791,53 @@
           <w:rFonts w:ascii="Courier New" w:eastAsia="Courier New" w:hAnsi="Courier New" w:cs="Courier New"/>
           <w:sz w:val="20"/>
         </w:rPr>
+        <w:t>$ git remote -v</w:t>
+      </w:r>
+      <w:r>
+        <w:rPr>
+          <w:rFonts w:ascii="Courier New" w:eastAsia="Courier New" w:hAnsi="Courier New" w:cs="Courier New"/>
+          <w:sz w:val="20"/>
+        </w:rPr>
+        <w:br/>
+        <w:t>origin</w:t>
+      </w:r>
+      <w:r>
+        <w:rPr>
+          <w:rFonts w:ascii="Courier New" w:eastAsia="Courier New" w:hAnsi="Courier New" w:cs="Courier New"/>
+          <w:sz w:val="20"/>
+        </w:rPr>
+        <w:tab/>
+        <w:t>https://github.com/mekit54567/ooaip-mirea.git (fetch)</w:t>
+      </w:r>
+      <w:r>
+        <w:rPr>
+          <w:rFonts w:ascii="Courier New" w:eastAsia="Courier New" w:hAnsi="Courier New" w:cs="Courier New"/>
+          <w:sz w:val="20"/>
+        </w:rPr>
+        <w:br/>
+        <w:t>origin</w:t>
+      </w:r>
+      <w:r>
+        <w:rPr>
+          <w:rFonts w:ascii="Courier New" w:eastAsia="Courier New" w:hAnsi="Courier New" w:cs="Courier New"/>
+          <w:sz w:val="20"/>
+        </w:rPr>
+        <w:tab/>
+        <w:t>https://github.com/mekit54567/ooaip-mirea.git (push)</w:t>
+      </w:r>
+      <w:r>
+        <w:rPr>
+          <w:rFonts w:ascii="Courier New" w:eastAsia="Courier New" w:hAnsi="Courier New" w:cs="Courier New"/>
+          <w:sz w:val="20"/>
+        </w:rPr>
+        <w:br/>
+      </w:r>
+      <w:r>
+        <w:rPr>
+          <w:rFonts w:ascii="Courier New" w:eastAsia="Courier New" w:hAnsi="Courier New" w:cs="Courier New"/>
+          <w:sz w:val="20"/>
+        </w:rPr>
+        <w:br/>
         <w:t>$ git status --short --branch</w:t>
       </w:r>
       <w:r>
@@ -1047,99 +846,69 @@
           <w:sz w:val="20"/>
         </w:rPr>
         <w:br/>
-        <w:t>## main</w:t>
-      </w:r>
-      <w:r>
-        <w:rPr>
-          <w:rFonts w:ascii="Courier New" w:eastAsia="Courier New" w:hAnsi="Courier New" w:cs="Courier New"/>
-          <w:sz w:val="20"/>
-        </w:rPr>
-        <w:br/>
-      </w:r>
-      <w:r>
-        <w:rPr>
-          <w:rFonts w:ascii="Courier New" w:eastAsia="Courier New" w:hAnsi="Courier New" w:cs="Courier New"/>
-          <w:sz w:val="20"/>
-        </w:rPr>
-        <w:br/>
-        <w:t>$ git log --format="%h %ad %an%n    %s" --date=iso</w:t>
-      </w:r>
-      <w:r>
-        <w:rPr>
-          <w:rFonts w:ascii="Courier New" w:eastAsia="Courier New" w:hAnsi="Courier New" w:cs="Courier New"/>
-          <w:sz w:val="20"/>
-        </w:rPr>
-        <w:br/>
-      </w:r>
-      <w:r>
-        <w:rPr>
-          <w:rFonts w:ascii="Courier New" w:eastAsia="Courier New" w:hAnsi="Courier New" w:cs="Courier New"/>
-          <w:sz w:val="20"/>
-        </w:rPr>
-        <w:lastRenderedPageBreak/>
-        <w:t>a4dfae2 2026-10-02 18:36:37 +0300 mekit54567</w:t>
-      </w:r>
-      <w:r>
-        <w:rPr>
-          <w:rFonts w:ascii="Courier New" w:eastAsia="Courier New" w:hAnsi="Courier New" w:cs="Courier New"/>
-          <w:sz w:val="20"/>
-        </w:rPr>
-        <w:br/>
-        <w:t xml:space="preserve">    Отчет: уточнено описание структуры проекта</w:t>
-      </w:r>
-      <w:r>
-        <w:rPr>
-          <w:rFonts w:ascii="Courier New" w:eastAsia="Courier New" w:hAnsi="Courier New" w:cs="Courier New"/>
-          <w:sz w:val="20"/>
-        </w:rPr>
-        <w:br/>
-        <w:t>cf7cc94 2026-10-02 18:35:55 +0300 mekit54567</w:t>
-      </w:r>
-      <w:r>
-        <w:rPr>
-          <w:rFonts w:ascii="Courier New" w:eastAsia="Courier New" w:hAnsi="Courier New" w:cs="Courier New"/>
-          <w:sz w:val="20"/>
-        </w:rPr>
-        <w:br/>
-        <w:t xml:space="preserve">    Практическая работа № 1: исходный код, сценарии сборки, результаты запусков</w:t>
-      </w:r>
-      <w:r>
-        <w:rPr>
-          <w:rFonts w:ascii="Courier New" w:eastAsia="Courier New" w:hAnsi="Courier New" w:cs="Courier New"/>
-          <w:sz w:val="20"/>
-        </w:rPr>
-        <w:br/>
-      </w:r>
-      <w:r>
-        <w:rPr>
-          <w:rFonts w:ascii="Courier New" w:eastAsia="Courier New" w:hAnsi="Courier New" w:cs="Courier New"/>
-          <w:sz w:val="20"/>
-        </w:rPr>
-        <w:br/>
-        <w:t>$ git show --stat --format="" HEAD~1 | tail -1</w:t>
-      </w:r>
-      <w:r>
-        <w:rPr>
-          <w:rFonts w:ascii="Courier New" w:eastAsia="Courier New" w:hAnsi="Courier New" w:cs="Courier New"/>
-          <w:sz w:val="20"/>
-        </w:rPr>
-        <w:br/>
-        <w:t xml:space="preserve"> 142 files changed, 4738 insertions(+)</w:t>
-      </w:r>
-      <w:r>
-        <w:rPr>
-          <w:rFonts w:ascii="Courier New" w:eastAsia="Courier New" w:hAnsi="Courier New" w:cs="Courier New"/>
-          <w:sz w:val="20"/>
-        </w:rPr>
-        <w:br/>
-      </w:r>
-      <w:r>
-        <w:rPr>
-          <w:rFonts w:ascii="Courier New" w:eastAsia="Courier New" w:hAnsi="Courier New" w:cs="Courier New"/>
-          <w:sz w:val="20"/>
-        </w:rPr>
-        <w:br/>
-        <w:t>$ git ls-files | grep -c "^src/.*\.java$"</w:t>
+        <w:t>## main...origin/main</w:t>
+      </w:r>
+      <w:r>
+        <w:rPr>
+          <w:rFonts w:ascii="Courier New" w:eastAsia="Courier New" w:hAnsi="Courier New" w:cs="Courier New"/>
+          <w:sz w:val="20"/>
+        </w:rPr>
+        <w:br/>
+      </w:r>
+      <w:r>
+        <w:rPr>
+          <w:rFonts w:ascii="Courier New" w:eastAsia="Courier New" w:hAnsi="Courier New" w:cs="Courier New"/>
+          <w:sz w:val="20"/>
+        </w:rPr>
+        <w:br/>
+        <w:t>$ git log --format="%h %ad %an%n    %s" --date=iso -- .idea README.md pr1</w:t>
+      </w:r>
+      <w:r>
+        <w:rPr>
+          <w:rFonts w:ascii="Courier New" w:eastAsia="Courier New" w:hAnsi="Courier New" w:cs="Courier New"/>
+          <w:sz w:val="20"/>
+        </w:rPr>
+        <w:br/>
+        <w:t>9d1d98b 2026-10-02 18:46:43 +0300 mekit54567</w:t>
+      </w:r>
+      <w:r>
+        <w:rPr>
+          <w:rFonts w:ascii="Courier New" w:eastAsia="Courier New" w:hAnsi="Courier New" w:cs="Courier New"/>
+          <w:sz w:val="20"/>
+        </w:rPr>
+        <w:br/>
+        <w:t xml:space="preserve">    Практическая работа № 1: синтаксис Java, классы и UML, абстрактные классы, интерфейсы, перечисления</w:t>
+      </w:r>
+      <w:r>
+        <w:rPr>
+          <w:rFonts w:ascii="Courier New" w:eastAsia="Courier New" w:hAnsi="Courier New" w:cs="Courier New"/>
+          <w:sz w:val="20"/>
+        </w:rPr>
+        <w:br/>
+        <w:t>d7832f1 2026-10-02 18:46:42 +0300 mekit54567</w:t>
+      </w:r>
+      <w:r>
+        <w:rPr>
+          <w:rFonts w:ascii="Courier New" w:eastAsia="Courier New" w:hAnsi="Courier New" w:cs="Courier New"/>
+          <w:sz w:val="20"/>
+        </w:rPr>
+        <w:br/>
+        <w:t xml:space="preserve">    Проект IntelliJ IDEA: структура, README</w:t>
+      </w:r>
+      <w:r>
+        <w:rPr>
+          <w:rFonts w:ascii="Courier New" w:eastAsia="Courier New" w:hAnsi="Courier New" w:cs="Courier New"/>
+          <w:sz w:val="20"/>
+        </w:rPr>
+        <w:br/>
+      </w:r>
+      <w:r>
+        <w:rPr>
+          <w:rFonts w:ascii="Courier New" w:eastAsia="Courier New" w:hAnsi="Courier New" w:cs="Courier New"/>
+          <w:sz w:val="20"/>
+        </w:rPr>
+        <w:br/>
+        <w:t>$ git ls-files pr1/src | grep -c "\.java$"</w:t>
       </w:r>
       <w:r>
         <w:rPr>
@@ -1159,7 +928,7 @@
         <w:rPr>
           <w:rFonts w:cs="Times New Roman"/>
         </w:rPr>
-        <w:t>Отправка коммитов в удаленный репозиторий (в IDE – Git → Push, в командной строке – git remote add origin &lt;адрес&gt; и git push -u origin main) и демонстрация репозитория выполняются студентом преподавателю на занятии; в отчет включен только фактически полученный вывод команд, скриншоты не приводятся.</w:t>
+        <w:t>Результаты практической работы залиты в репозиторий https://github.com/mekit54567/ooaip-mirea (модуль pr1); репозиторий открыт для просмотра и демонстрируется преподавателю на занятии.</w:t>
       </w:r>
     </w:p>
     <w:p>
@@ -1187,7 +956,14 @@
         <w:rPr>
           <w:rFonts w:cs="Times New Roman"/>
         </w:rPr>
-        <w:t xml:space="preserve"> Написать программу, в которой массив чисел создается с помощью инициализации (как в Си), в цикле for считается сумма элементов целочисленного массива и среднее арифметическое его элементов, результат выводится на экран.</w:t>
+        <w:t xml:space="preserve"> Написать программу, в которой массив чисел создается с помощью инициализации (как в Си), в цикле for считается сумма </w:t>
+      </w:r>
+      <w:r>
+        <w:rPr>
+          <w:rFonts w:cs="Times New Roman"/>
+        </w:rPr>
+        <w:lastRenderedPageBreak/>
+        <w:t>элементов целочисленного массива и среднее арифметическое его элементов, результат выводится на экран.</w:t>
       </w:r>
     </w:p>
     <w:p>
@@ -1388,13 +1164,6 @@
           <w:sz w:val="20"/>
         </w:rPr>
         <w:br/>
-      </w:r>
-      <w:r>
-        <w:rPr>
-          <w:rFonts w:ascii="Courier New" w:eastAsia="Courier New" w:hAnsi="Courier New" w:cs="Courier New"/>
-          <w:sz w:val="20"/>
-        </w:rPr>
-        <w:lastRenderedPageBreak/>
         <w:t xml:space="preserve">        }</w:t>
       </w:r>
       <w:r>
@@ -1541,6 +1310,7 @@
           <w:rFonts w:cs="Times New Roman"/>
           <w:b/>
         </w:rPr>
+        <w:lastRenderedPageBreak/>
         <w:t>Ход решения.</w:t>
       </w:r>
       <w:r>
@@ -1642,6 +1412,226 @@
           <w:sz w:val="20"/>
         </w:rPr>
         <w:br/>
+        <w:t>public class ArrayInput {</w:t>
+      </w:r>
+      <w:r>
+        <w:rPr>
+          <w:rFonts w:ascii="Courier New" w:eastAsia="Courier New" w:hAnsi="Courier New" w:cs="Courier New"/>
+          <w:sz w:val="20"/>
+        </w:rPr>
+        <w:br/>
+        <w:t xml:space="preserve">    public static void main(String[] args) {</w:t>
+      </w:r>
+      <w:r>
+        <w:rPr>
+          <w:rFonts w:ascii="Courier New" w:eastAsia="Courier New" w:hAnsi="Courier New" w:cs="Courier New"/>
+          <w:sz w:val="20"/>
+        </w:rPr>
+        <w:br/>
+        <w:t xml:space="preserve">        Scanner sc = new Scanner(System.in);</w:t>
+      </w:r>
+      <w:r>
+        <w:rPr>
+          <w:rFonts w:ascii="Courier New" w:eastAsia="Courier New" w:hAnsi="Courier New" w:cs="Courier New"/>
+          <w:sz w:val="20"/>
+        </w:rPr>
+        <w:br/>
+      </w:r>
+      <w:r>
+        <w:rPr>
+          <w:rFonts w:ascii="Courier New" w:eastAsia="Courier New" w:hAnsi="Courier New" w:cs="Courier New"/>
+          <w:sz w:val="20"/>
+        </w:rPr>
+        <w:br/>
+        <w:t xml:space="preserve">        System.out.print("Введите количество элементов массива: ");</w:t>
+      </w:r>
+      <w:r>
+        <w:rPr>
+          <w:rFonts w:ascii="Courier New" w:eastAsia="Courier New" w:hAnsi="Courier New" w:cs="Courier New"/>
+          <w:sz w:val="20"/>
+        </w:rPr>
+        <w:br/>
+        <w:t xml:space="preserve">        int n = readInt(sc);</w:t>
+      </w:r>
+      <w:r>
+        <w:rPr>
+          <w:rFonts w:ascii="Courier New" w:eastAsia="Courier New" w:hAnsi="Courier New" w:cs="Courier New"/>
+          <w:sz w:val="20"/>
+        </w:rPr>
+        <w:br/>
+        <w:t xml:space="preserve">        while (n &lt;= 0) {</w:t>
+      </w:r>
+      <w:r>
+        <w:rPr>
+          <w:rFonts w:ascii="Courier New" w:eastAsia="Courier New" w:hAnsi="Courier New" w:cs="Courier New"/>
+          <w:sz w:val="20"/>
+        </w:rPr>
+        <w:br/>
+        <w:t xml:space="preserve">            System.out.print("Количество должно быть положительным, повторите ввод: ");</w:t>
+      </w:r>
+      <w:r>
+        <w:rPr>
+          <w:rFonts w:ascii="Courier New" w:eastAsia="Courier New" w:hAnsi="Courier New" w:cs="Courier New"/>
+          <w:sz w:val="20"/>
+        </w:rPr>
+        <w:br/>
+        <w:t xml:space="preserve">            n = readInt(sc);</w:t>
+      </w:r>
+      <w:r>
+        <w:rPr>
+          <w:rFonts w:ascii="Courier New" w:eastAsia="Courier New" w:hAnsi="Courier New" w:cs="Courier New"/>
+          <w:sz w:val="20"/>
+        </w:rPr>
+        <w:br/>
+        <w:t xml:space="preserve">        }</w:t>
+      </w:r>
+      <w:r>
+        <w:rPr>
+          <w:rFonts w:ascii="Courier New" w:eastAsia="Courier New" w:hAnsi="Courier New" w:cs="Courier New"/>
+          <w:sz w:val="20"/>
+        </w:rPr>
+        <w:br/>
+      </w:r>
+      <w:r>
+        <w:rPr>
+          <w:rFonts w:ascii="Courier New" w:eastAsia="Courier New" w:hAnsi="Courier New" w:cs="Courier New"/>
+          <w:sz w:val="20"/>
+        </w:rPr>
+        <w:br/>
+        <w:t xml:space="preserve">        int[] arr = new int[n];</w:t>
+      </w:r>
+      <w:r>
+        <w:rPr>
+          <w:rFonts w:ascii="Courier New" w:eastAsia="Courier New" w:hAnsi="Courier New" w:cs="Courier New"/>
+          <w:sz w:val="20"/>
+        </w:rPr>
+        <w:br/>
+        <w:t xml:space="preserve">        System.out.println("Введите " + n + " целых чисел:");</w:t>
+      </w:r>
+      <w:r>
+        <w:rPr>
+          <w:rFonts w:ascii="Courier New" w:eastAsia="Courier New" w:hAnsi="Courier New" w:cs="Courier New"/>
+          <w:sz w:val="20"/>
+        </w:rPr>
+        <w:br/>
+        <w:t xml:space="preserve">        for (int i = 0; i &lt; n; i++) {</w:t>
+      </w:r>
+      <w:r>
+        <w:rPr>
+          <w:rFonts w:ascii="Courier New" w:eastAsia="Courier New" w:hAnsi="Courier New" w:cs="Courier New"/>
+          <w:sz w:val="20"/>
+        </w:rPr>
+        <w:br/>
+        <w:t xml:space="preserve">            arr[i] = readInt(sc);</w:t>
+      </w:r>
+      <w:r>
+        <w:rPr>
+          <w:rFonts w:ascii="Courier New" w:eastAsia="Courier New" w:hAnsi="Courier New" w:cs="Courier New"/>
+          <w:sz w:val="20"/>
+        </w:rPr>
+        <w:br/>
+        <w:t xml:space="preserve">        }</w:t>
+      </w:r>
+      <w:r>
+        <w:rPr>
+          <w:rFonts w:ascii="Courier New" w:eastAsia="Courier New" w:hAnsi="Courier New" w:cs="Courier New"/>
+          <w:sz w:val="20"/>
+        </w:rPr>
+        <w:br/>
+      </w:r>
+      <w:r>
+        <w:rPr>
+          <w:rFonts w:ascii="Courier New" w:eastAsia="Courier New" w:hAnsi="Courier New" w:cs="Courier New"/>
+          <w:sz w:val="20"/>
+        </w:rPr>
+        <w:br/>
+        <w:t xml:space="preserve">        // сумма с помощью цикла do-while</w:t>
+      </w:r>
+      <w:r>
+        <w:rPr>
+          <w:rFonts w:ascii="Courier New" w:eastAsia="Courier New" w:hAnsi="Courier New" w:cs="Courier New"/>
+          <w:sz w:val="20"/>
+        </w:rPr>
+        <w:br/>
+        <w:t xml:space="preserve">        int sumDoWhile = 0;</w:t>
+      </w:r>
+      <w:r>
+        <w:rPr>
+          <w:rFonts w:ascii="Courier New" w:eastAsia="Courier New" w:hAnsi="Courier New" w:cs="Courier New"/>
+          <w:sz w:val="20"/>
+        </w:rPr>
+        <w:br/>
+        <w:t xml:space="preserve">        int i = 0;</w:t>
+      </w:r>
+      <w:r>
+        <w:rPr>
+          <w:rFonts w:ascii="Courier New" w:eastAsia="Courier New" w:hAnsi="Courier New" w:cs="Courier New"/>
+          <w:sz w:val="20"/>
+        </w:rPr>
+        <w:br/>
+        <w:t xml:space="preserve">        do {</w:t>
+      </w:r>
+      <w:r>
+        <w:rPr>
+          <w:rFonts w:ascii="Courier New" w:eastAsia="Courier New" w:hAnsi="Courier New" w:cs="Courier New"/>
+          <w:sz w:val="20"/>
+        </w:rPr>
+        <w:br/>
+        <w:t xml:space="preserve">            sumDoWhile += arr[i];</w:t>
+      </w:r>
+      <w:r>
+        <w:rPr>
+          <w:rFonts w:ascii="Courier New" w:eastAsia="Courier New" w:hAnsi="Courier New" w:cs="Courier New"/>
+          <w:sz w:val="20"/>
+        </w:rPr>
+        <w:br/>
+        <w:t xml:space="preserve">            i++;</w:t>
+      </w:r>
+      <w:r>
+        <w:rPr>
+          <w:rFonts w:ascii="Courier New" w:eastAsia="Courier New" w:hAnsi="Courier New" w:cs="Courier New"/>
+          <w:sz w:val="20"/>
+        </w:rPr>
+        <w:br/>
+        <w:t xml:space="preserve">        } while (i &lt; arr.length);</w:t>
+      </w:r>
+      <w:r>
+        <w:rPr>
+          <w:rFonts w:ascii="Courier New" w:eastAsia="Courier New" w:hAnsi="Courier New" w:cs="Courier New"/>
+          <w:sz w:val="20"/>
+        </w:rPr>
+        <w:br/>
+      </w:r>
+      <w:r>
+        <w:rPr>
+          <w:rFonts w:ascii="Courier New" w:eastAsia="Courier New" w:hAnsi="Courier New" w:cs="Courier New"/>
+          <w:sz w:val="20"/>
+        </w:rPr>
+        <w:br/>
+        <w:t xml:space="preserve">        // сумма с помощью цикла while</w:t>
+      </w:r>
+      <w:r>
+        <w:rPr>
+          <w:rFonts w:ascii="Courier New" w:eastAsia="Courier New" w:hAnsi="Courier New" w:cs="Courier New"/>
+          <w:sz w:val="20"/>
+        </w:rPr>
+        <w:br/>
+        <w:t xml:space="preserve">        int sumWhile = 0;</w:t>
+      </w:r>
+      <w:r>
+        <w:rPr>
+          <w:rFonts w:ascii="Courier New" w:eastAsia="Courier New" w:hAnsi="Courier New" w:cs="Courier New"/>
+          <w:sz w:val="20"/>
+        </w:rPr>
+        <w:br/>
+        <w:t xml:space="preserve">        int j = 0;</w:t>
+      </w:r>
+      <w:r>
+        <w:rPr>
+          <w:rFonts w:ascii="Courier New" w:eastAsia="Courier New" w:hAnsi="Courier New" w:cs="Courier New"/>
+          <w:sz w:val="20"/>
+        </w:rPr>
+        <w:br/>
       </w:r>
       <w:r>
         <w:rPr>
@@ -1649,70 +1639,23 @@
           <w:sz w:val="20"/>
         </w:rPr>
         <w:lastRenderedPageBreak/>
-        <w:t>public class ArrayInput {</w:t>
-      </w:r>
-      <w:r>
-        <w:rPr>
-          <w:rFonts w:ascii="Courier New" w:eastAsia="Courier New" w:hAnsi="Courier New" w:cs="Courier New"/>
-          <w:sz w:val="20"/>
-        </w:rPr>
-        <w:br/>
-        <w:t xml:space="preserve">    public static void main(String[] args) {</w:t>
-      </w:r>
-      <w:r>
-        <w:rPr>
-          <w:rFonts w:ascii="Courier New" w:eastAsia="Courier New" w:hAnsi="Courier New" w:cs="Courier New"/>
-          <w:sz w:val="20"/>
-        </w:rPr>
-        <w:br/>
-        <w:t xml:space="preserve">        Scanner sc = new Scanner(System.in);</w:t>
-      </w:r>
-      <w:r>
-        <w:rPr>
-          <w:rFonts w:ascii="Courier New" w:eastAsia="Courier New" w:hAnsi="Courier New" w:cs="Courier New"/>
-          <w:sz w:val="20"/>
-        </w:rPr>
-        <w:br/>
-      </w:r>
-      <w:r>
-        <w:rPr>
-          <w:rFonts w:ascii="Courier New" w:eastAsia="Courier New" w:hAnsi="Courier New" w:cs="Courier New"/>
-          <w:sz w:val="20"/>
-        </w:rPr>
-        <w:br/>
-        <w:t xml:space="preserve">        System.out.print("Введите количество элементов массива: ");</w:t>
-      </w:r>
-      <w:r>
-        <w:rPr>
-          <w:rFonts w:ascii="Courier New" w:eastAsia="Courier New" w:hAnsi="Courier New" w:cs="Courier New"/>
-          <w:sz w:val="20"/>
-        </w:rPr>
-        <w:br/>
-        <w:t xml:space="preserve">        int n = readInt(sc);</w:t>
-      </w:r>
-      <w:r>
-        <w:rPr>
-          <w:rFonts w:ascii="Courier New" w:eastAsia="Courier New" w:hAnsi="Courier New" w:cs="Courier New"/>
-          <w:sz w:val="20"/>
-        </w:rPr>
-        <w:br/>
-        <w:t xml:space="preserve">        while (n &lt;= 0) {</w:t>
-      </w:r>
-      <w:r>
-        <w:rPr>
-          <w:rFonts w:ascii="Courier New" w:eastAsia="Courier New" w:hAnsi="Courier New" w:cs="Courier New"/>
-          <w:sz w:val="20"/>
-        </w:rPr>
-        <w:br/>
-        <w:t xml:space="preserve">            System.out.print("Количество должно быть положительным, повторите ввод: ");</w:t>
-      </w:r>
-      <w:r>
-        <w:rPr>
-          <w:rFonts w:ascii="Courier New" w:eastAsia="Courier New" w:hAnsi="Courier New" w:cs="Courier New"/>
-          <w:sz w:val="20"/>
-        </w:rPr>
-        <w:br/>
-        <w:t xml:space="preserve">            n = readInt(sc);</w:t>
+        <w:t xml:space="preserve">        while (j &lt; arr.length) {</w:t>
+      </w:r>
+      <w:r>
+        <w:rPr>
+          <w:rFonts w:ascii="Courier New" w:eastAsia="Courier New" w:hAnsi="Courier New" w:cs="Courier New"/>
+          <w:sz w:val="20"/>
+        </w:rPr>
+        <w:br/>
+        <w:t xml:space="preserve">            sumWhile += arr[j];</w:t>
+      </w:r>
+      <w:r>
+        <w:rPr>
+          <w:rFonts w:ascii="Courier New" w:eastAsia="Courier New" w:hAnsi="Courier New" w:cs="Courier New"/>
+          <w:sz w:val="20"/>
+        </w:rPr>
+        <w:br/>
+        <w:t xml:space="preserve">            j++;</w:t>
       </w:r>
       <w:r>
         <w:rPr>
@@ -1735,31 +1678,95 @@
           <w:sz w:val="20"/>
         </w:rPr>
         <w:br/>
-        <w:t xml:space="preserve">        int[] arr = new int[n];</w:t>
-      </w:r>
-      <w:r>
-        <w:rPr>
-          <w:rFonts w:ascii="Courier New" w:eastAsia="Courier New" w:hAnsi="Courier New" w:cs="Courier New"/>
-          <w:sz w:val="20"/>
-        </w:rPr>
-        <w:br/>
-        <w:t xml:space="preserve">        System.out.println("Введите " + n + " целых чисел:");</w:t>
-      </w:r>
-      <w:r>
-        <w:rPr>
-          <w:rFonts w:ascii="Courier New" w:eastAsia="Courier New" w:hAnsi="Courier New" w:cs="Courier New"/>
-          <w:sz w:val="20"/>
-        </w:rPr>
-        <w:br/>
-        <w:t xml:space="preserve">        for (int i = 0; i &lt; n; i++) {</w:t>
-      </w:r>
-      <w:r>
-        <w:rPr>
-          <w:rFonts w:ascii="Courier New" w:eastAsia="Courier New" w:hAnsi="Courier New" w:cs="Courier New"/>
-          <w:sz w:val="20"/>
-        </w:rPr>
-        <w:br/>
-        <w:t xml:space="preserve">            arr[i] = readInt(sc);</w:t>
+        <w:t xml:space="preserve">        // поиск минимума и максимума</w:t>
+      </w:r>
+      <w:r>
+        <w:rPr>
+          <w:rFonts w:ascii="Courier New" w:eastAsia="Courier New" w:hAnsi="Courier New" w:cs="Courier New"/>
+          <w:sz w:val="20"/>
+        </w:rPr>
+        <w:br/>
+        <w:t xml:space="preserve">        int min = arr[0];</w:t>
+      </w:r>
+      <w:r>
+        <w:rPr>
+          <w:rFonts w:ascii="Courier New" w:eastAsia="Courier New" w:hAnsi="Courier New" w:cs="Courier New"/>
+          <w:sz w:val="20"/>
+        </w:rPr>
+        <w:br/>
+        <w:t xml:space="preserve">        int max = arr[0];</w:t>
+      </w:r>
+      <w:r>
+        <w:rPr>
+          <w:rFonts w:ascii="Courier New" w:eastAsia="Courier New" w:hAnsi="Courier New" w:cs="Courier New"/>
+          <w:sz w:val="20"/>
+        </w:rPr>
+        <w:br/>
+        <w:t xml:space="preserve">        int k = 1;</w:t>
+      </w:r>
+      <w:r>
+        <w:rPr>
+          <w:rFonts w:ascii="Courier New" w:eastAsia="Courier New" w:hAnsi="Courier New" w:cs="Courier New"/>
+          <w:sz w:val="20"/>
+        </w:rPr>
+        <w:br/>
+        <w:t xml:space="preserve">        while (k &lt; arr.length) {</w:t>
+      </w:r>
+      <w:r>
+        <w:rPr>
+          <w:rFonts w:ascii="Courier New" w:eastAsia="Courier New" w:hAnsi="Courier New" w:cs="Courier New"/>
+          <w:sz w:val="20"/>
+        </w:rPr>
+        <w:br/>
+        <w:t xml:space="preserve">            if (arr[k] &lt; min) {</w:t>
+      </w:r>
+      <w:r>
+        <w:rPr>
+          <w:rFonts w:ascii="Courier New" w:eastAsia="Courier New" w:hAnsi="Courier New" w:cs="Courier New"/>
+          <w:sz w:val="20"/>
+        </w:rPr>
+        <w:br/>
+        <w:t xml:space="preserve">                min = arr[k];</w:t>
+      </w:r>
+      <w:r>
+        <w:rPr>
+          <w:rFonts w:ascii="Courier New" w:eastAsia="Courier New" w:hAnsi="Courier New" w:cs="Courier New"/>
+          <w:sz w:val="20"/>
+        </w:rPr>
+        <w:br/>
+        <w:t xml:space="preserve">            }</w:t>
+      </w:r>
+      <w:r>
+        <w:rPr>
+          <w:rFonts w:ascii="Courier New" w:eastAsia="Courier New" w:hAnsi="Courier New" w:cs="Courier New"/>
+          <w:sz w:val="20"/>
+        </w:rPr>
+        <w:br/>
+        <w:t xml:space="preserve">            if (arr[k] &gt; max) {</w:t>
+      </w:r>
+      <w:r>
+        <w:rPr>
+          <w:rFonts w:ascii="Courier New" w:eastAsia="Courier New" w:hAnsi="Courier New" w:cs="Courier New"/>
+          <w:sz w:val="20"/>
+        </w:rPr>
+        <w:br/>
+        <w:t xml:space="preserve">                max = arr[k];</w:t>
+      </w:r>
+      <w:r>
+        <w:rPr>
+          <w:rFonts w:ascii="Courier New" w:eastAsia="Courier New" w:hAnsi="Courier New" w:cs="Courier New"/>
+          <w:sz w:val="20"/>
+        </w:rPr>
+        <w:br/>
+        <w:t xml:space="preserve">            }</w:t>
+      </w:r>
+      <w:r>
+        <w:rPr>
+          <w:rFonts w:ascii="Courier New" w:eastAsia="Courier New" w:hAnsi="Courier New" w:cs="Courier New"/>
+          <w:sz w:val="20"/>
+        </w:rPr>
+        <w:br/>
+        <w:t xml:space="preserve">            k++;</w:t>
       </w:r>
       <w:r>
         <w:rPr>
@@ -1782,110 +1789,31 @@
           <w:sz w:val="20"/>
         </w:rPr>
         <w:br/>
-        <w:t xml:space="preserve">        // сумма с помощью цикла do-while</w:t>
-      </w:r>
-      <w:r>
-        <w:rPr>
-          <w:rFonts w:ascii="Courier New" w:eastAsia="Courier New" w:hAnsi="Courier New" w:cs="Courier New"/>
-          <w:sz w:val="20"/>
-        </w:rPr>
-        <w:br/>
-        <w:t xml:space="preserve">        int sumDoWhile = 0;</w:t>
-      </w:r>
-      <w:r>
-        <w:rPr>
-          <w:rFonts w:ascii="Courier New" w:eastAsia="Courier New" w:hAnsi="Courier New" w:cs="Courier New"/>
-          <w:sz w:val="20"/>
-        </w:rPr>
-        <w:br/>
-        <w:t xml:space="preserve">        int i = 0;</w:t>
-      </w:r>
-      <w:r>
-        <w:rPr>
-          <w:rFonts w:ascii="Courier New" w:eastAsia="Courier New" w:hAnsi="Courier New" w:cs="Courier New"/>
-          <w:sz w:val="20"/>
-        </w:rPr>
-        <w:br/>
-        <w:t xml:space="preserve">        do {</w:t>
-      </w:r>
-      <w:r>
-        <w:rPr>
-          <w:rFonts w:ascii="Courier New" w:eastAsia="Courier New" w:hAnsi="Courier New" w:cs="Courier New"/>
-          <w:sz w:val="20"/>
-        </w:rPr>
-        <w:br/>
-        <w:t xml:space="preserve">            sumDoWhile += arr[i];</w:t>
-      </w:r>
-      <w:r>
-        <w:rPr>
-          <w:rFonts w:ascii="Courier New" w:eastAsia="Courier New" w:hAnsi="Courier New" w:cs="Courier New"/>
-          <w:sz w:val="20"/>
-        </w:rPr>
-        <w:br/>
-        <w:t xml:space="preserve">            i++;</w:t>
-      </w:r>
-      <w:r>
-        <w:rPr>
-          <w:rFonts w:ascii="Courier New" w:eastAsia="Courier New" w:hAnsi="Courier New" w:cs="Courier New"/>
-          <w:sz w:val="20"/>
-        </w:rPr>
-        <w:br/>
-        <w:t xml:space="preserve">        } while (i &lt; arr.length);</w:t>
-      </w:r>
-      <w:r>
-        <w:rPr>
-          <w:rFonts w:ascii="Courier New" w:eastAsia="Courier New" w:hAnsi="Courier New" w:cs="Courier New"/>
-          <w:sz w:val="20"/>
-        </w:rPr>
-        <w:br/>
-      </w:r>
-      <w:r>
-        <w:rPr>
-          <w:rFonts w:ascii="Courier New" w:eastAsia="Courier New" w:hAnsi="Courier New" w:cs="Courier New"/>
-          <w:sz w:val="20"/>
-        </w:rPr>
-        <w:br/>
-        <w:t xml:space="preserve">        // сумма с помощью цикла while</w:t>
-      </w:r>
-      <w:r>
-        <w:rPr>
-          <w:rFonts w:ascii="Courier New" w:eastAsia="Courier New" w:hAnsi="Courier New" w:cs="Courier New"/>
-          <w:sz w:val="20"/>
-        </w:rPr>
-        <w:br/>
-        <w:t xml:space="preserve">        int sumWhile = 0;</w:t>
-      </w:r>
-      <w:r>
-        <w:rPr>
-          <w:rFonts w:ascii="Courier New" w:eastAsia="Courier New" w:hAnsi="Courier New" w:cs="Courier New"/>
-          <w:sz w:val="20"/>
-        </w:rPr>
-        <w:br/>
-        <w:t xml:space="preserve">        int j = 0;</w:t>
-      </w:r>
-      <w:r>
-        <w:rPr>
-          <w:rFonts w:ascii="Courier New" w:eastAsia="Courier New" w:hAnsi="Courier New" w:cs="Courier New"/>
-          <w:sz w:val="20"/>
-        </w:rPr>
-        <w:br/>
-        <w:t xml:space="preserve">        while (j &lt; arr.length) {</w:t>
-      </w:r>
-      <w:r>
-        <w:rPr>
-          <w:rFonts w:ascii="Courier New" w:eastAsia="Courier New" w:hAnsi="Courier New" w:cs="Courier New"/>
-          <w:sz w:val="20"/>
-        </w:rPr>
-        <w:br/>
-        <w:t xml:space="preserve">            sumWhile += arr[j];</w:t>
-      </w:r>
-      <w:r>
-        <w:rPr>
-          <w:rFonts w:ascii="Courier New" w:eastAsia="Courier New" w:hAnsi="Courier New" w:cs="Courier New"/>
-          <w:sz w:val="20"/>
-        </w:rPr>
-        <w:br/>
-        <w:t xml:space="preserve">            j++;</w:t>
+        <w:t xml:space="preserve">        System.out.println();</w:t>
+      </w:r>
+      <w:r>
+        <w:rPr>
+          <w:rFonts w:ascii="Courier New" w:eastAsia="Courier New" w:hAnsi="Courier New" w:cs="Courier New"/>
+          <w:sz w:val="20"/>
+        </w:rPr>
+        <w:br/>
+        <w:t xml:space="preserve">        System.out.print("Введенный массив: ");</w:t>
+      </w:r>
+      <w:r>
+        <w:rPr>
+          <w:rFonts w:ascii="Courier New" w:eastAsia="Courier New" w:hAnsi="Courier New" w:cs="Courier New"/>
+          <w:sz w:val="20"/>
+        </w:rPr>
+        <w:br/>
+        <w:t xml:space="preserve">        for (int value : arr) {</w:t>
+      </w:r>
+      <w:r>
+        <w:rPr>
+          <w:rFonts w:ascii="Courier New" w:eastAsia="Courier New" w:hAnsi="Courier New" w:cs="Courier New"/>
+          <w:sz w:val="20"/>
+        </w:rPr>
+        <w:br/>
+        <w:t xml:space="preserve">            System.out.print(value + " ");</w:t>
       </w:r>
       <w:r>
         <w:rPr>
@@ -1901,124 +1829,6 @@
           <w:sz w:val="20"/>
         </w:rPr>
         <w:br/>
-      </w:r>
-      <w:r>
-        <w:rPr>
-          <w:rFonts w:ascii="Courier New" w:eastAsia="Courier New" w:hAnsi="Courier New" w:cs="Courier New"/>
-          <w:sz w:val="20"/>
-        </w:rPr>
-        <w:br/>
-        <w:t xml:space="preserve">        // поиск минимума и максимума</w:t>
-      </w:r>
-      <w:r>
-        <w:rPr>
-          <w:rFonts w:ascii="Courier New" w:eastAsia="Courier New" w:hAnsi="Courier New" w:cs="Courier New"/>
-          <w:sz w:val="20"/>
-        </w:rPr>
-        <w:br/>
-        <w:t xml:space="preserve">        int min = arr[0];</w:t>
-      </w:r>
-      <w:r>
-        <w:rPr>
-          <w:rFonts w:ascii="Courier New" w:eastAsia="Courier New" w:hAnsi="Courier New" w:cs="Courier New"/>
-          <w:sz w:val="20"/>
-        </w:rPr>
-        <w:br/>
-        <w:t xml:space="preserve">        int max = arr[0];</w:t>
-      </w:r>
-      <w:r>
-        <w:rPr>
-          <w:rFonts w:ascii="Courier New" w:eastAsia="Courier New" w:hAnsi="Courier New" w:cs="Courier New"/>
-          <w:sz w:val="20"/>
-        </w:rPr>
-        <w:br/>
-        <w:t xml:space="preserve">        int k = 1;</w:t>
-      </w:r>
-      <w:r>
-        <w:rPr>
-          <w:rFonts w:ascii="Courier New" w:eastAsia="Courier New" w:hAnsi="Courier New" w:cs="Courier New"/>
-          <w:sz w:val="20"/>
-        </w:rPr>
-        <w:br/>
-        <w:t xml:space="preserve">        while (k &lt; arr.length) {</w:t>
-      </w:r>
-      <w:r>
-        <w:rPr>
-          <w:rFonts w:ascii="Courier New" w:eastAsia="Courier New" w:hAnsi="Courier New" w:cs="Courier New"/>
-          <w:sz w:val="20"/>
-        </w:rPr>
-        <w:br/>
-        <w:t xml:space="preserve">            if (arr[k] &lt; min) {</w:t>
-      </w:r>
-      <w:r>
-        <w:rPr>
-          <w:rFonts w:ascii="Courier New" w:eastAsia="Courier New" w:hAnsi="Courier New" w:cs="Courier New"/>
-          <w:sz w:val="20"/>
-        </w:rPr>
-        <w:br/>
-        <w:t xml:space="preserve">                min = arr[k];</w:t>
-      </w:r>
-      <w:r>
-        <w:rPr>
-          <w:rFonts w:ascii="Courier New" w:eastAsia="Courier New" w:hAnsi="Courier New" w:cs="Courier New"/>
-          <w:sz w:val="20"/>
-        </w:rPr>
-        <w:br/>
-        <w:t xml:space="preserve">            }</w:t>
-      </w:r>
-      <w:r>
-        <w:rPr>
-          <w:rFonts w:ascii="Courier New" w:eastAsia="Courier New" w:hAnsi="Courier New" w:cs="Courier New"/>
-          <w:sz w:val="20"/>
-        </w:rPr>
-        <w:br/>
-        <w:t xml:space="preserve">            if (arr[k] &gt; max) {</w:t>
-      </w:r>
-      <w:r>
-        <w:rPr>
-          <w:rFonts w:ascii="Courier New" w:eastAsia="Courier New" w:hAnsi="Courier New" w:cs="Courier New"/>
-          <w:sz w:val="20"/>
-        </w:rPr>
-        <w:br/>
-        <w:t xml:space="preserve">                max = arr[k];</w:t>
-      </w:r>
-      <w:r>
-        <w:rPr>
-          <w:rFonts w:ascii="Courier New" w:eastAsia="Courier New" w:hAnsi="Courier New" w:cs="Courier New"/>
-          <w:sz w:val="20"/>
-        </w:rPr>
-        <w:br/>
-        <w:t xml:space="preserve">            }</w:t>
-      </w:r>
-      <w:r>
-        <w:rPr>
-          <w:rFonts w:ascii="Courier New" w:eastAsia="Courier New" w:hAnsi="Courier New" w:cs="Courier New"/>
-          <w:sz w:val="20"/>
-        </w:rPr>
-        <w:br/>
-        <w:t xml:space="preserve">            k++;</w:t>
-      </w:r>
-      <w:r>
-        <w:rPr>
-          <w:rFonts w:ascii="Courier New" w:eastAsia="Courier New" w:hAnsi="Courier New" w:cs="Courier New"/>
-          <w:sz w:val="20"/>
-        </w:rPr>
-        <w:br/>
-        <w:t xml:space="preserve">        }</w:t>
-      </w:r>
-      <w:r>
-        <w:rPr>
-          <w:rFonts w:ascii="Courier New" w:eastAsia="Courier New" w:hAnsi="Courier New" w:cs="Courier New"/>
-          <w:sz w:val="20"/>
-        </w:rPr>
-        <w:br/>
-      </w:r>
-      <w:r>
-        <w:rPr>
-          <w:rFonts w:ascii="Courier New" w:eastAsia="Courier New" w:hAnsi="Courier New" w:cs="Courier New"/>
-          <w:sz w:val="20"/>
-        </w:rPr>
-        <w:br/>
         <w:t xml:space="preserve">        System.out.println();</w:t>
       </w:r>
       <w:r>
@@ -2027,46 +1837,6 @@
           <w:sz w:val="20"/>
         </w:rPr>
         <w:br/>
-        <w:t xml:space="preserve">        System.out.print("Введенный массив: ");</w:t>
-      </w:r>
-      <w:r>
-        <w:rPr>
-          <w:rFonts w:ascii="Courier New" w:eastAsia="Courier New" w:hAnsi="Courier New" w:cs="Courier New"/>
-          <w:sz w:val="20"/>
-        </w:rPr>
-        <w:br/>
-        <w:t xml:space="preserve">        for (int value : arr) {</w:t>
-      </w:r>
-      <w:r>
-        <w:rPr>
-          <w:rFonts w:ascii="Courier New" w:eastAsia="Courier New" w:hAnsi="Courier New" w:cs="Courier New"/>
-          <w:sz w:val="20"/>
-        </w:rPr>
-        <w:br/>
-        <w:t xml:space="preserve">            System.out.print(value + " ");</w:t>
-      </w:r>
-      <w:r>
-        <w:rPr>
-          <w:rFonts w:ascii="Courier New" w:eastAsia="Courier New" w:hAnsi="Courier New" w:cs="Courier New"/>
-          <w:sz w:val="20"/>
-        </w:rPr>
-        <w:br/>
-        <w:t xml:space="preserve">        }</w:t>
-      </w:r>
-      <w:r>
-        <w:rPr>
-          <w:rFonts w:ascii="Courier New" w:eastAsia="Courier New" w:hAnsi="Courier New" w:cs="Courier New"/>
-          <w:sz w:val="20"/>
-        </w:rPr>
-        <w:br/>
-        <w:t xml:space="preserve">        System.out.println();</w:t>
-      </w:r>
-      <w:r>
-        <w:rPr>
-          <w:rFonts w:ascii="Courier New" w:eastAsia="Courier New" w:hAnsi="Courier New" w:cs="Courier New"/>
-          <w:sz w:val="20"/>
-        </w:rPr>
-        <w:br/>
         <w:t xml:space="preserve">        System.out.println("Сумма (цикл do-while): " + sumDoWhile);</w:t>
       </w:r>
       <w:r>
@@ -2138,13 +1908,6 @@
           <w:sz w:val="20"/>
         </w:rPr>
         <w:br/>
-      </w:r>
-      <w:r>
-        <w:rPr>
-          <w:rFonts w:ascii="Courier New" w:eastAsia="Courier New" w:hAnsi="Courier New" w:cs="Courier New"/>
-          <w:sz w:val="20"/>
-        </w:rPr>
-        <w:lastRenderedPageBreak/>
         <w:t xml:space="preserve">     * нечисловые лексемы пропускаются с сообщением, при конце ввода</w:t>
       </w:r>
       <w:r>
@@ -2327,6 +2090,7 @@
           <w:rFonts w:cs="Times New Roman"/>
           <w:sz w:val="24"/>
         </w:rPr>
+        <w:lastRenderedPageBreak/>
         <w:t>Результат выполнения программы:</w:t>
       </w:r>
     </w:p>
@@ -2586,7 +2350,6 @@
           <w:rFonts w:cs="Times New Roman"/>
           <w:sz w:val="24"/>
         </w:rPr>
-        <w:lastRenderedPageBreak/>
         <w:t>Результат выполнения программы при неполном вводе:</w:t>
       </w:r>
     </w:p>
@@ -2717,6 +2480,13 @@
           <w:sz w:val="20"/>
         </w:rPr>
         <w:br/>
+      </w:r>
+      <w:r>
+        <w:rPr>
+          <w:rFonts w:ascii="Courier New" w:eastAsia="Courier New" w:hAnsi="Courier New" w:cs="Courier New"/>
+          <w:sz w:val="20"/>
+        </w:rPr>
+        <w:lastRenderedPageBreak/>
         <w:t>/**</w:t>
       </w:r>
       <w:r>
@@ -2981,7 +2751,6 @@
           <w:rFonts w:cs="Times New Roman"/>
           <w:sz w:val="24"/>
         </w:rPr>
-        <w:lastRenderedPageBreak/>
         <w:t>Результат выполнения программы без аргументов:</w:t>
       </w:r>
     </w:p>
@@ -3105,6 +2874,13 @@
           <w:sz w:val="20"/>
         </w:rPr>
         <w:br/>
+      </w:r>
+      <w:r>
+        <w:rPr>
+          <w:rFonts w:ascii="Courier New" w:eastAsia="Courier New" w:hAnsi="Courier New" w:cs="Courier New"/>
+          <w:sz w:val="20"/>
+        </w:rPr>
+        <w:lastRenderedPageBreak/>
         <w:t xml:space="preserve"> * Задание 6. Вывод первых 10 членов гармонического ряда 1 + 1/2 + 1/3 + ...</w:t>
       </w:r>
       <w:r>
@@ -3362,7 +3138,6 @@
         <w:ind w:firstLine="709"/>
       </w:pPr>
       <w:r>
-        <w:lastRenderedPageBreak/>
         <w:t>Задание 7. Факториал</w:t>
       </w:r>
     </w:p>
@@ -3465,6 +3240,13 @@
           <w:sz w:val="20"/>
         </w:rPr>
         <w:br/>
+      </w:r>
+      <w:r>
+        <w:rPr>
+          <w:rFonts w:ascii="Courier New" w:eastAsia="Courier New" w:hAnsi="Courier New" w:cs="Courier New"/>
+          <w:sz w:val="20"/>
+        </w:rPr>
+        <w:lastRenderedPageBreak/>
         <w:t xml:space="preserve"> * и проверка работы метода.</w:t>
       </w:r>
       <w:r>
@@ -3733,13 +3515,6 @@
           <w:sz w:val="20"/>
         </w:rPr>
         <w:br/>
-      </w:r>
-      <w:r>
-        <w:rPr>
-          <w:rFonts w:ascii="Courier New" w:eastAsia="Courier New" w:hAnsi="Courier New" w:cs="Courier New"/>
-          <w:sz w:val="20"/>
-        </w:rPr>
-        <w:lastRenderedPageBreak/>
         <w:t xml:space="preserve">        } catch (IllegalArgumentException e) {</w:t>
       </w:r>
       <w:r>
@@ -3870,6 +3645,7 @@
         <w:jc w:val="center"/>
       </w:pPr>
       <w:r>
+        <w:lastRenderedPageBreak/>
         <w:t>2. ЧАСТЬ 2. ИСПОЛЬЗОВАНИЕ UML-ДИАГРАММ ПРИ РАЗРАБОТКЕ ПРОГРАММ</w:t>
       </w:r>
     </w:p>
@@ -3929,7 +3705,6 @@
         <w:rPr>
           <w:noProof/>
         </w:rPr>
-        <w:lastRenderedPageBreak/>
         <w:drawing>
           <wp:inline distT="0" distB="0" distL="0" distR="0" wp14:anchorId="2F848210" wp14:editId="097E6606">
             <wp:extent cx="5580000" cy="1986323"/>
@@ -3990,6 +3765,7 @@
           <w:rFonts w:cs="Times New Roman"/>
           <w:sz w:val="24"/>
         </w:rPr>
+        <w:lastRenderedPageBreak/>
         <w:t>Листинг 8 – Author.java</w:t>
       </w:r>
     </w:p>
@@ -4338,13 +4114,6 @@
           <w:sz w:val="20"/>
         </w:rPr>
         <w:br/>
-      </w:r>
-      <w:r>
-        <w:rPr>
-          <w:rFonts w:ascii="Courier New" w:eastAsia="Courier New" w:hAnsi="Courier New" w:cs="Courier New"/>
-          <w:sz w:val="20"/>
-        </w:rPr>
-        <w:lastRenderedPageBreak/>
         <w:t xml:space="preserve">            case 'M': return "m";</w:t>
       </w:r>
       <w:r>
@@ -4480,6 +4249,13 @@
           <w:sz w:val="20"/>
         </w:rPr>
         <w:br/>
+      </w:r>
+      <w:r>
+        <w:rPr>
+          <w:rFonts w:ascii="Courier New" w:eastAsia="Courier New" w:hAnsi="Courier New" w:cs="Courier New"/>
+          <w:sz w:val="20"/>
+        </w:rPr>
+        <w:lastRenderedPageBreak/>
         <w:t xml:space="preserve"> * Тестовый класс для проверки класса Author.</w:t>
       </w:r>
       <w:r>
@@ -4782,7 +4558,6 @@
         <w:jc w:val="center"/>
       </w:pPr>
       <w:r>
-        <w:lastRenderedPageBreak/>
         <w:t>3. ЧАСТЬ 3. АБСТРАКТНЫЕ СУПЕРКЛАССЫ И ПРОИЗВОДНЫЕ КЛАССЫ. ИНТЕРФЕЙСЫ</w:t>
       </w:r>
     </w:p>
@@ -4824,6 +4599,7 @@
           <w:rFonts w:cs="Times New Roman"/>
           <w:b/>
         </w:rPr>
+        <w:lastRenderedPageBreak/>
         <w:t>Ход решения.</w:t>
       </w:r>
       <w:r>
